--- a/src/Parchment.Tests/Markdown/Renderers/TableRendererTests.PipeTableHonorsColumnAlignment.verified.docx
+++ b/src/Parchment.Tests/Markdown/Renderers/TableRendererTests.PipeTableHonorsColumnAlignment.verified.docx
@@ -5,7 +5,6 @@
     <w:tbl>
       <w:tblPr>
         <w:tblW w:w="5000" w:type="pct"/>
-        <w:tblLayout w:type="fixed"/>
         <w:tblBorders>
           <w:top w:val="single" w:sz="4"/>
           <w:bottom w:val="single" w:sz="4"/>
@@ -22,16 +21,13 @@
         </w:tblCellMar>
       </w:tblPr>
       <w:tblGrid>
-        <w:gridCol w:w="2250"/>
-        <w:gridCol w:w="2250"/>
-        <w:gridCol w:w="2250"/>
-        <w:gridCol w:w="2250"/>
+        <w:gridCol/>
+        <w:gridCol/>
+        <w:gridCol/>
+        <w:gridCol/>
       </w:tblGrid>
       <w:tr>
         <w:tc>
-          <w:tcPr>
-            <w:tcW w:w="2250" w:type="dxa"/>
-          </w:tcPr>
           <w:p>
             <w:pPr>
               <w:jc w:val="left"/>
@@ -45,9 +41,6 @@
           </w:p>
         </w:tc>
         <w:tc>
-          <w:tcPr>
-            <w:tcW w:w="2250" w:type="dxa"/>
-          </w:tcPr>
           <w:p>
             <w:pPr>
               <w:jc w:val="center"/>
@@ -61,9 +54,6 @@
           </w:p>
         </w:tc>
         <w:tc>
-          <w:tcPr>
-            <w:tcW w:w="2250" w:type="dxa"/>
-          </w:tcPr>
           <w:p>
             <w:pPr>
               <w:jc w:val="right"/>
@@ -77,9 +67,6 @@
           </w:p>
         </w:tc>
         <w:tc>
-          <w:tcPr>
-            <w:tcW w:w="2250" w:type="dxa"/>
-          </w:tcPr>
           <w:p>
             <w:pPr>
               <w:jc w:val="center"/>
@@ -95,9 +82,6 @@
       </w:tr>
       <w:tr>
         <w:tc>
-          <w:tcPr>
-            <w:tcW w:w="2250" w:type="dxa"/>
-          </w:tcPr>
           <w:p>
             <w:pPr>
               <w:jc w:val="left"/>
@@ -108,9 +92,6 @@
           </w:p>
         </w:tc>
         <w:tc>
-          <w:tcPr>
-            <w:tcW w:w="2250" w:type="dxa"/>
-          </w:tcPr>
           <w:p>
             <w:pPr>
               <w:jc w:val="center"/>
@@ -121,9 +102,6 @@
           </w:p>
         </w:tc>
         <w:tc>
-          <w:tcPr>
-            <w:tcW w:w="2250" w:type="dxa"/>
-          </w:tcPr>
           <w:p>
             <w:pPr>
               <w:jc w:val="right"/>
@@ -134,9 +112,6 @@
           </w:p>
         </w:tc>
         <w:tc>
-          <w:tcPr>
-            <w:tcW w:w="2250" w:type="dxa"/>
-          </w:tcPr>
           <w:p>
             <w:r>
               <w:t xml:space="preserve">d</w:t>
@@ -146,9 +121,6 @@
       </w:tr>
       <w:tr>
         <w:tc>
-          <w:tcPr>
-            <w:tcW w:w="2250" w:type="dxa"/>
-          </w:tcPr>
           <w:p>
             <w:pPr>
               <w:jc w:val="left"/>
@@ -159,9 +131,6 @@
           </w:p>
         </w:tc>
         <w:tc>
-          <w:tcPr>
-            <w:tcW w:w="2250" w:type="dxa"/>
-          </w:tcPr>
           <w:p>
             <w:pPr>
               <w:jc w:val="center"/>
@@ -172,9 +141,6 @@
           </w:p>
         </w:tc>
         <w:tc>
-          <w:tcPr>
-            <w:tcW w:w="2250" w:type="dxa"/>
-          </w:tcPr>
           <w:p>
             <w:pPr>
               <w:jc w:val="right"/>
@@ -185,9 +151,6 @@
           </w:p>
         </w:tc>
         <w:tc>
-          <w:tcPr>
-            <w:tcW w:w="2250" w:type="dxa"/>
-          </w:tcPr>
           <w:p>
             <w:r>
               <w:t xml:space="preserve">h</w:t>
